--- a/original resume/US/VipulSapra_Resume.docx
+++ b/original resume/US/VipulSapra_Resume.docx
@@ -1,5 +1,64 @@
 
-<file path=word/document.xml><?xml version="1.0" encoding="utf-8"?>
+<file path=customXml\item1.xml><?xml version="1.0" encoding="utf-8"?>
+<s:customData xmlns="http://www.wps.cn/officeDocument/2013/wpsCustomData" xmlns:s="http://www.wps.cn/officeDocument/2013/wpsCustomData">
+  <customSectProps/>
+  <customShpExts>
+    <customShpInfo spid="_x0000_s1026"/>
+  </customShpExts>
+</s:customData>
+</file>
+
+<file path=customXml\itemProps1.xml><?xml version="1.0" encoding="utf-8"?>
+<ds:datastoreItem xmlns:ds="http://schemas.openxmlformats.org/officeDocument/2006/customXml" ds:itemID="{B1977F7D-205B-4081-913C-38D41E755F92}">
+  <ds:schemaRefs>
+    <ds:schemaRef ds:uri="http://www.wps.cn/officeDocument/2013/wpsCustomData"/>
+  </ds:schemaRefs>
+</ds:datastoreItem>
+</file>
+
+<file path=docProps\app.xml><?xml version="1.0" encoding="utf-8"?>
+<Properties xmlns="http://schemas.openxmlformats.org/officeDocument/2006/extended-properties" xmlns:vt="http://schemas.openxmlformats.org/officeDocument/2006/docPropsVTypes">
+  <Template>Normal.dotm</Template>
+  <Pages>2</Pages>
+  <Words>575</Words>
+  <Characters>4097</Characters>
+  <Lines>27</Lines>
+  <Paragraphs>7</Paragraphs>
+  <TotalTime>0</TotalTime>
+  <ScaleCrop>false</ScaleCrop>
+  <LinksUpToDate>false</LinksUpToDate>
+  <CharactersWithSpaces>5504</CharactersWithSpaces>
+  <Application>WPS Office_12.1.0.29162_F1E327BC-269C-435d-A152-05C5408002CA</Application>
+  <DocSecurity>0</DocSecurity>
+</Properties>
+</file>
+
+<file path=docProps\core.xml><?xml version="1.0" encoding="utf-8"?>
+<cp:coreProperties xmlns:cp="http://schemas.openxmlformats.org/package/2006/metadata/core-properties" xmlns:dc="http://purl.org/dc/elements/1.1/" xmlns:dcterms="http://purl.org/dc/terms/" xmlns:dcmitype="http://purl.org/dc/dcmitype/" xmlns:xsi="http://www.w3.org/2001/XMLSchema-instance">
+  <dcterms:created xsi:type="dcterms:W3CDTF">2021-09-26T17:54:00Z</dcterms:created>
+  <dc:creator>Sapra, Vipul (sapravl)</dc:creator>
+  <cp:lastModifiedBy>vpsap</cp:lastModifiedBy>
+  <cp:lastPrinted>2023-02-17T02:26:00Z</cp:lastPrinted>
+  <dcterms:modified xsi:type="dcterms:W3CDTF">2026-10-29T01:44:03Z</dcterms:modified>
+  <cp:revision>115</cp:revision>
+</cp:coreProperties>
+</file>
+
+<file path=docProps\custom.xml><?xml version="1.0" encoding="utf-8"?>
+<Properties xmlns="http://schemas.openxmlformats.org/officeDocument/2006/custom-properties" xmlns:vt="http://schemas.openxmlformats.org/officeDocument/2006/docPropsVTypes">
+  <property fmtid="{D5CDD505-2E9C-101B-9397-08002B2CF9AE}" pid="2" name="KSOProductBuildVer">
+    <vt:lpwstr>1033-12.1.0.29162</vt:lpwstr>
+  </property>
+  <property fmtid="{D5CDD505-2E9C-101B-9397-08002B2CF9AE}" pid="3" name="ICV">
+    <vt:lpwstr>DD359E44CE2349D89696EB29E9A5CB11_12</vt:lpwstr>
+  </property>
+  <property fmtid="{D5CDD505-2E9C-101B-9397-08002B2CF9AE}" pid="4" name="KSOTemplateDocerSaveRecord">
+    <vt:lpwstr>eyJoZGlkIjoiMGQ0MzM5YWE2NTA3ZmIyYmViNTEzNTI0NTIxMGNmOTQifQ==</vt:lpwstr>
+  </property>
+</Properties>
+</file>
+
+<file path=word\document.xml><?xml version="1.0" encoding="utf-8"?>
 <w:document xmlns:wpc="http://schemas.microsoft.com/office/word/2010/wordprocessingCanvas" xmlns:cx="http://schemas.microsoft.com/office/drawing/2014/chartex" xmlns:cx1="http://schemas.microsoft.com/office/drawing/2015/9/8/chartex" xmlns:cx2="http://schemas.microsoft.com/office/drawing/2015/10/21/chartex" xmlns:cx3="http://schemas.microsoft.com/office/drawing/2016/5/9/chartex" xmlns:cx4="http://schemas.microsoft.com/office/drawing/2016/5/10/chartex" xmlns:cx5="http://schemas.microsoft.com/office/drawing/2016/5/11/chartex" xmlns:cx6="http://schemas.microsoft.com/office/drawing/2016/5/12/chartex" xmlns:cx7="http://schemas.microsoft.com/office/drawing/2016/5/13/chartex" xmlns:cx8="http://schemas.microsoft.com/office/drawing/2016/5/14/chartex" xmlns:mc="http://schemas.openxmlformats.org/markup-compatibility/2006" xmlns:o="urn:schemas-microsoft-com:office:office" xmlns:r="http://schemas.openxmlformats.org/officeDocument/2006/relationships" xmlns:m="http://schemas.openxmlformats.org/officeDocument/2006/math" xmlns:v="urn:schemas-microsoft-com:vml" xmlns:wp14="http://schemas.microsoft.com/office/word/2010/wordprocessingDrawing" xmlns:wp="http://schemas.openxmlformats.org/drawingml/2006/wordprocessingDrawing" xmlns:w="http://schemas.openxmlformats.org/wordprocessingml/2006/main" xmlns:w14="http://schemas.microsoft.com/office/word/2010/wordml" xmlns:w10="urn:schemas-microsoft-com:office:word" xmlns:w15="http://schemas.microsoft.com/office/word/2012/wordml" xmlns:wpg="http://schemas.microsoft.com/office/word/2010/wordprocessingGroup" xmlns:wpi="http://schemas.microsoft.com/office/word/2010/wordprocessingInk" xmlns:wne="http://schemas.microsoft.com/office/word/2006/wordml" xmlns:wps="http://schemas.microsoft.com/office/word/2010/wordprocessingShape" xmlns:wpsCustomData="http://www.wps.cn/officeDocument/2013/wpsCustomData" mc:Ignorable="w14 w15 wp14">
   <w:body>
     <w:p>
@@ -520,186 +579,34 @@
       </w:pPr>
       <w:r>
         <w:rPr>
-          <w:b/>
-        </w:rPr>
-        <w:t xml:space="preserve">Concepts: </w:t>
-      </w:r>
-      <w:r>
-        <w:t xml:space="preserve">Business Intelligence, Data Visualization, </w:t>
-      </w:r>
-      <w:r>
-        <w:rPr>
-          <w:rFonts w:eastAsiaTheme="minorHAnsi"/>
-          <w:lang w:bidi="ar-SA"/>
-        </w:rPr>
-        <w:t>Statistical Analysis, Predictive modelling, Machine Learning,</w:t>
-      </w:r>
-      <w:r>
-        <w:rPr>
-          <w:rFonts w:hint="default" w:eastAsiaTheme="minorHAnsi"/>
-          <w:lang w:val="en-US" w:bidi="ar-SA"/>
-        </w:rPr>
-        <w:t xml:space="preserve"> AI application development,</w:t>
-      </w:r>
-      <w:r>
-        <w:t xml:space="preserve"> Data Mining Concepts, Data Governance, Cloud Computing</w:t>
-      </w:r>
-      <w:r>
+          <w:b xmlns:w="http://schemas.openxmlformats.org/wordprocessingml/2006/main"/>
+        </w:rPr>
+        <w:t>Concepts: </w:t>
+      </w:r>
+      <w:r>
+        <w:rPr>
+        </w:rPr>
+        <w:t xml:space="preserve">Generative AI &amp; LLMs, Agentic AI Architectures, Machine Learning &amp; Predictive Modeling, MLOps, Autonomous Anomaly Detection, Time-Series Forecasting (SARIMA), Retrieval-Augmented Generation (RAG), Conversational AI Evaluation, Dimensional Data Architecture (Star/Snowflake), Enterprise Data Governance &amp; Lineage.</w:t>
+      </w:r>
+    </w:p>
+    <w:p>
+      <w:pPr>
+        <w:ind w:left="120"/>
         <w:rPr>
           <w:rFonts w:hint="default"/>
           <w:lang w:val="en-US"/>
         </w:rPr>
-        <w:t>, A/B testing</w:t>
-      </w:r>
-      <w:r>
-        <w:t>.</w:t>
-      </w:r>
-    </w:p>
-    <w:p>
-      <w:pPr>
-        <w:ind w:left="120"/>
-        <w:rPr>
-          <w:rFonts w:hint="default"/>
-          <w:lang w:val="en-US"/>
-        </w:rPr>
-      </w:pPr>
-      <w:r>
-        <w:rPr>
-          <w:b/>
-        </w:rPr>
-        <w:t xml:space="preserve">Programming Languages and Tools: </w:t>
-      </w:r>
-      <w:r>
-        <w:rPr>
-          <w:rFonts w:hint="default" w:asciiTheme="minorHAnsi" w:hAnsiTheme="minorHAnsi" w:cstheme="minorHAnsi"/>
-          <w:lang w:val="en-US"/>
-        </w:rPr>
-        <w:t xml:space="preserve">Agentic AI powered KIRO IDE, </w:t>
-      </w:r>
-      <w:r>
-        <w:rPr>
-          <w:rFonts w:asciiTheme="minorHAnsi" w:hAnsiTheme="minorHAnsi" w:cstheme="minorHAnsi"/>
-        </w:rPr>
-        <w:t xml:space="preserve">SQL, Python, </w:t>
-      </w:r>
-      <w:r>
-        <w:rPr>
-          <w:rFonts w:asciiTheme="minorHAnsi" w:hAnsiTheme="minorHAnsi" w:eastAsiaTheme="minorHAnsi" w:cstheme="minorHAnsi"/>
-          <w:lang w:bidi="ar-SA"/>
-        </w:rPr>
-        <w:t>UNIX Shell Scripting,</w:t>
-      </w:r>
-      <w:r>
-        <w:rPr>
-          <w:rFonts w:asciiTheme="minorHAnsi" w:hAnsiTheme="minorHAnsi" w:cstheme="minorHAnsi"/>
-        </w:rPr>
-        <w:t xml:space="preserve"> Redshift, </w:t>
-      </w:r>
-      <w:r>
-        <w:rPr>
-          <w:rFonts w:asciiTheme="minorHAnsi" w:hAnsiTheme="minorHAnsi" w:eastAsiaTheme="minorHAnsi" w:cstheme="minorHAnsi"/>
-          <w:lang w:bidi="ar-SA"/>
-        </w:rPr>
-        <w:t>Teradata,</w:t>
-      </w:r>
-      <w:r>
-        <w:rPr>
-          <w:rFonts w:asciiTheme="minorHAnsi" w:hAnsiTheme="minorHAnsi" w:cstheme="minorHAnsi"/>
-        </w:rPr>
-        <w:t xml:space="preserve"> Snowflake,</w:t>
-      </w:r>
-      <w:r>
-        <w:rPr>
-          <w:rFonts w:hint="default" w:asciiTheme="minorHAnsi" w:hAnsiTheme="minorHAnsi" w:cstheme="minorHAnsi"/>
-          <w:lang w:val="en-US"/>
-        </w:rPr>
-        <w:t xml:space="preserve"> </w:t>
-      </w:r>
-      <w:r>
-        <w:rPr>
-          <w:rFonts w:asciiTheme="minorHAnsi" w:hAnsiTheme="minorHAnsi" w:cstheme="minorHAnsi"/>
-        </w:rPr>
-        <w:t>Apache Spark, Hadoop</w:t>
-      </w:r>
-      <w:r>
-        <w:rPr>
-          <w:rFonts w:hint="default" w:asciiTheme="minorHAnsi" w:hAnsiTheme="minorHAnsi" w:cstheme="minorHAnsi"/>
-          <w:lang w:val="en-US"/>
-        </w:rPr>
-        <w:t xml:space="preserve">, </w:t>
-      </w:r>
-      <w:r>
-        <w:rPr>
-          <w:rFonts w:asciiTheme="minorHAnsi" w:hAnsiTheme="minorHAnsi" w:cstheme="minorHAnsi"/>
-        </w:rPr>
-        <w:t>MSTR, Tableau,</w:t>
-      </w:r>
-      <w:r>
-        <w:rPr>
-          <w:rFonts w:hint="default" w:asciiTheme="minorHAnsi" w:hAnsiTheme="minorHAnsi" w:cstheme="minorHAnsi"/>
-          <w:lang w:val="en-US"/>
-        </w:rPr>
-        <w:t xml:space="preserve"> </w:t>
-      </w:r>
-      <w:r>
-        <w:rPr>
-          <w:rFonts w:asciiTheme="minorHAnsi" w:hAnsiTheme="minorHAnsi" w:cstheme="minorHAnsi"/>
-        </w:rPr>
-        <w:t>TensorFlow, Keras, XGBoost, Scikit-Learn</w:t>
-      </w:r>
-      <w:r>
-        <w:rPr>
-          <w:rFonts w:hint="default" w:asciiTheme="minorHAnsi" w:hAnsiTheme="minorHAnsi" w:cstheme="minorHAnsi"/>
-          <w:lang w:val="en-US"/>
-        </w:rPr>
-        <w:t>,</w:t>
-      </w:r>
-      <w:r>
-        <w:rPr>
-          <w:rFonts w:asciiTheme="minorHAnsi" w:hAnsiTheme="minorHAnsi" w:cstheme="minorHAnsi"/>
-        </w:rPr>
-        <w:t xml:space="preserve"> JIRA, </w:t>
-      </w:r>
-      <w:r>
-        <w:rPr>
-          <w:rFonts w:asciiTheme="minorHAnsi" w:hAnsiTheme="minorHAnsi" w:cstheme="minorHAnsi"/>
-          <w:bCs/>
-        </w:rPr>
-        <w:t>Collibra</w:t>
-      </w:r>
-      <w:r>
-        <w:rPr>
-          <w:rFonts w:hint="default" w:asciiTheme="minorHAnsi" w:hAnsiTheme="minorHAnsi" w:cstheme="minorHAnsi"/>
-          <w:bCs/>
-          <w:lang w:val="en-US"/>
-        </w:rPr>
-        <w:t xml:space="preserve">, </w:t>
-      </w:r>
-      <w:r>
-        <w:rPr>
-          <w:rFonts w:asciiTheme="minorHAnsi" w:hAnsiTheme="minorHAnsi" w:cstheme="minorHAnsi"/>
-        </w:rPr>
-        <w:t>One Automation,</w:t>
-      </w:r>
-      <w:r>
-        <w:rPr>
-          <w:rFonts w:hint="default" w:asciiTheme="minorHAnsi" w:hAnsiTheme="minorHAnsi" w:cstheme="minorHAnsi"/>
-          <w:lang w:val="en-US"/>
-        </w:rPr>
-        <w:t xml:space="preserve"> Airflow, </w:t>
-      </w:r>
-      <w:r>
-        <w:rPr>
-          <w:rFonts w:asciiTheme="minorHAnsi" w:hAnsiTheme="minorHAnsi" w:cstheme="minorHAnsi"/>
-        </w:rPr>
-        <w:t>Microsoft Excel</w:t>
-      </w:r>
-      <w:r>
-        <w:rPr>
-          <w:rFonts w:hint="default" w:asciiTheme="minorHAnsi" w:hAnsiTheme="minorHAnsi" w:cstheme="minorHAnsi"/>
-          <w:lang w:val="en-US"/>
-        </w:rPr>
-        <w:t>.</w:t>
+      </w:pPr>
+      <w:r>
+        <w:rPr>
+          <w:b xmlns:w="http://schemas.openxmlformats.org/wordprocessingml/2006/main"/>
+        </w:rPr>
+        <w:t>Programming Languages and Tools: </w:t>
+      </w:r>
+      <w:r>
+        <w:rPr>
+        </w:rPr>
+        <w:t xml:space="preserve">Agentic AI (KIRO IDE, GitHub Copilot, Prompt Engineering), Python (PyTorch, TensorFlow, Scikit-Learn, XGBoost, Pandas, NumPy), SQL (Advanced Query Optimization, Stored Procedures), Databricks, Snowflake, AWS (Redshift, S3), Azure (ADF, Synapse), Apache Spark / PySpark, Power BI (DAX), Tableau, MicroStrategy, Airflow, Collibra, One Automation, JIRA, Git/GitHub, Microsoft Excel.</w:t>
       </w:r>
     </w:p>
     <w:p>
@@ -731,7 +638,7 @@
         <w:t xml:space="preserve"> Graduate Certificate</w:t>
       </w:r>
       <w:r>
-        <w:t xml:space="preserve"> – U</w:t>
+        <w:t xml:space="preserve"> â€“ U</w:t>
       </w:r>
       <w:r>
         <w:rPr>
@@ -946,7 +853,7 @@
           <w:rFonts w:eastAsiaTheme="minorHAnsi"/>
           <w:lang w:bidi="ar-SA"/>
         </w:rPr>
-        <w:t xml:space="preserve"> – Present</w:t>
+        <w:t xml:space="preserve"> â€“ Present</w:t>
       </w:r>
     </w:p>
     <w:p>
@@ -1375,7 +1282,7 @@
           <w:sz w:val="22"/>
           <w:szCs w:val="22"/>
         </w:rPr>
-        <w:t xml:space="preserve"> that enables the seamless integration of new audit logic, creating a scalable and maintainable suite that serves as the organization’s primary data integrity engine.</w:t>
+        <w:t xml:space="preserve"> that enables the seamless integration of new audit logic, creating a scalable and maintainable suite that serves as the organizationâ€™s primary data integrity engine.</w:t>
       </w:r>
     </w:p>
     <w:p>
@@ -1792,7 +1699,7 @@
         <w:rPr>
           <w:rFonts w:asciiTheme="minorHAnsi" w:hAnsiTheme="minorHAnsi" w:cstheme="minorHAnsi"/>
         </w:rPr>
-        <w:t>September 2021 – April 2022</w:t>
+        <w:t>September 2021 â€“ April 2022</w:t>
       </w:r>
     </w:p>
     <w:p>
@@ -1925,7 +1832,7 @@
         <w:t xml:space="preserve">Test Engineering Analyst                                                                                                 </w:t>
       </w:r>
       <w:r>
-        <w:t>September 2017 – December</w:t>
+        <w:t>September 2017 â€“ December</w:t>
       </w:r>
       <w:r>
         <w:rPr>
@@ -2092,7 +1999,7 @@
 </w:document>
 </file>
 
-<file path=word/endnotes.xml><?xml version="1.0" encoding="utf-8"?>
+<file path=word\endnotes.xml><?xml version="1.0" encoding="utf-8"?>
 <w:endnotes xmlns:wpc="http://schemas.microsoft.com/office/word/2010/wordprocessingCanvas" xmlns:mc="http://schemas.openxmlformats.org/markup-compatibility/2006" xmlns:o="urn:schemas-microsoft-com:office:office" xmlns:r="http://schemas.openxmlformats.org/officeDocument/2006/relationships" xmlns:m="http://schemas.openxmlformats.org/officeDocument/2006/math" xmlns:v="urn:schemas-microsoft-com:vml" xmlns:wp14="http://schemas.microsoft.com/office/word/2010/wordprocessingDrawing" xmlns:wp="http://schemas.openxmlformats.org/drawingml/2006/wordprocessingDrawing" xmlns:w="http://schemas.openxmlformats.org/wordprocessingml/2006/main" xmlns:w14="http://schemas.microsoft.com/office/word/2010/wordml" xmlns:w15="http://schemas.microsoft.com/office/word/2012/wordml" xmlns:w10="urn:schemas-microsoft-com:office:word" xmlns:wpg="http://schemas.microsoft.com/office/word/2010/wordprocessingGroup" xmlns:wpi="http://schemas.microsoft.com/office/word/2010/wordprocessingInk" xmlns:wne="http://schemas.microsoft.com/office/word/2006/wordml" xmlns:wps="http://schemas.microsoft.com/office/word/2010/wordprocessingShape" xmlns:wpsCustomData="http://www.wps.cn/officeDocument/2013/wpsCustomData" mc:Ignorable="w14 w15 wp14">
   <w:endnote w:type="separator" w:id="0">
     <w:p>
@@ -2117,7 +2024,92 @@
 </w:endnotes>
 </file>
 
-<file path=word/footnotes.xml><?xml version="1.0" encoding="utf-8"?>
+<file path=word\fontTable.xml><?xml version="1.0" encoding="utf-8"?>
+<w:fonts xmlns:mc="http://schemas.openxmlformats.org/markup-compatibility/2006" xmlns:r="http://schemas.openxmlformats.org/officeDocument/2006/relationships" xmlns:w="http://schemas.openxmlformats.org/wordprocessingml/2006/main" xmlns:w14="http://schemas.microsoft.com/office/word/2010/wordml" mc:Ignorable="w14">
+  <w:font w:name="Times New Roman">
+    <w:panose1 w:val="02020603050405020304"/>
+    <w:charset w:val="00"/>
+    <w:family w:val="roman"/>
+    <w:pitch w:val="variable"/>
+    <w:sig w:usb0="20007A87" w:usb1="80000000" w:usb2="00000008" w:usb3="00000000" w:csb0="000001FF" w:csb1="00000000"/>
+  </w:font>
+  <w:font w:name="宋体">
+    <w:altName w:val="SimSun"/>
+    <w:panose1 w:val="02010600030101010101"/>
+    <w:charset w:val="86"/>
+    <w:family w:val="auto"/>
+    <w:pitch w:val="variable"/>
+    <w:sig w:usb0="00000003" w:usb1="080E0000" w:usb2="00000010" w:usb3="00000000" w:csb0="00040001" w:csb1="00000000"/>
+  </w:font>
+  <w:font w:name="SimSun">
+    <w:panose1 w:val="02010600030101010101"/>
+    <w:charset w:val="86"/>
+    <w:family w:val="auto"/>
+    <w:pitch w:val="default"/>
+    <w:sig w:usb0="00000203" w:usb1="288F0000" w:usb2="00000006" w:usb3="00000000" w:csb0="00040001" w:csb1="00000000"/>
+  </w:font>
+  <w:font w:name="Arial">
+    <w:panose1 w:val="020B0604020202020204"/>
+    <w:charset w:val="00"/>
+    <w:family w:val="swiss"/>
+    <w:pitch w:val="default"/>
+    <w:sig w:usb0="E0002EFF" w:usb1="C000785B" w:usb2="00000009" w:usb3="00000000" w:csb0="400001FF" w:csb1="FFFF0000"/>
+  </w:font>
+  <w:font w:name="黑体">
+    <w:altName w:val="SimSun"/>
+    <w:panose1 w:val="02010600030101010101"/>
+    <w:charset w:val="86"/>
+    <w:family w:val="auto"/>
+    <w:pitch w:val="default"/>
+    <w:sig w:usb0="00000001" w:usb1="080E0000" w:usb2="00000010" w:usb3="00000000" w:csb0="00040000" w:csb1="00000000"/>
+  </w:font>
+  <w:font w:name="Courier New">
+    <w:panose1 w:val="02070309020205020404"/>
+    <w:charset w:val="00"/>
+    <w:family w:val="modern"/>
+    <w:pitch w:val="default"/>
+    <w:sig w:usb0="E0002EFF" w:usb1="C0007843" w:usb2="00000009" w:usb3="00000000" w:csb0="400001FF" w:csb1="FFFF0000"/>
+  </w:font>
+  <w:font w:name="Wingdings">
+    <w:panose1 w:val="05000000000000000000"/>
+    <w:charset w:val="02"/>
+    <w:family w:val="auto"/>
+    <w:pitch w:val="default"/>
+    <w:sig w:usb0="00000000" w:usb1="00000000" w:usb2="00000000" w:usb3="00000000" w:csb0="80000000" w:csb1="00000000"/>
+  </w:font>
+  <w:font w:name="Calibri">
+    <w:panose1 w:val="020F0502020204030204"/>
+    <w:charset w:val="00"/>
+    <w:family w:val="swiss"/>
+    <w:pitch w:val="default"/>
+    <w:sig w:usb0="E4002EFF" w:usb1="C200247B" w:usb2="00000009" w:usb3="00000000" w:csb0="200001FF" w:csb1="00000000"/>
+  </w:font>
+  <w:font w:name="等线">
+    <w:altName w:val="Microsoft YaHei"/>
+    <w:panose1 w:val="00000000000000000000"/>
+    <w:charset w:val="86"/>
+    <w:family w:val="auto"/>
+    <w:pitch w:val="default"/>
+    <w:sig w:usb0="00000000" w:usb1="00000000" w:usb2="00000000" w:usb3="00000000" w:csb0="00000000" w:csb1="00000000"/>
+  </w:font>
+  <w:font w:name="Cambria">
+    <w:panose1 w:val="02040503050406030204"/>
+    <w:charset w:val="00"/>
+    <w:family w:val="roman"/>
+    <w:pitch w:val="default"/>
+    <w:sig w:usb0="E00006FF" w:usb1="420024FF" w:usb2="02000000" w:usb3="00000000" w:csb0="2000019F" w:csb1="00000000"/>
+  </w:font>
+  <w:font w:name="Microsoft YaHei">
+    <w:panose1 w:val="020B0503020204020204"/>
+    <w:charset w:val="86"/>
+    <w:family w:val="auto"/>
+    <w:pitch w:val="default"/>
+    <w:sig w:usb0="80000287" w:usb1="2ACF3C50" w:usb2="00000016" w:usb3="00000000" w:csb0="0004001F" w:csb1="00000000"/>
+  </w:font>
+</w:fonts>
+</file>
+
+<file path=word\footnotes.xml><?xml version="1.0" encoding="utf-8"?>
 <w:footnotes xmlns:wpc="http://schemas.microsoft.com/office/word/2010/wordprocessingCanvas" xmlns:mc="http://schemas.openxmlformats.org/markup-compatibility/2006" xmlns:o="urn:schemas-microsoft-com:office:office" xmlns:r="http://schemas.openxmlformats.org/officeDocument/2006/relationships" xmlns:m="http://schemas.openxmlformats.org/officeDocument/2006/math" xmlns:v="urn:schemas-microsoft-com:vml" xmlns:wp14="http://schemas.microsoft.com/office/word/2010/wordprocessingDrawing" xmlns:wp="http://schemas.openxmlformats.org/drawingml/2006/wordprocessingDrawing" xmlns:w="http://schemas.openxmlformats.org/wordprocessingml/2006/main" xmlns:w14="http://schemas.microsoft.com/office/word/2010/wordml" xmlns:w15="http://schemas.microsoft.com/office/word/2012/wordml" xmlns:w10="urn:schemas-microsoft-com:office:word" xmlns:wpg="http://schemas.microsoft.com/office/word/2010/wordprocessingGroup" xmlns:wpi="http://schemas.microsoft.com/office/word/2010/wordprocessingInk" xmlns:wne="http://schemas.microsoft.com/office/word/2006/wordml" xmlns:wps="http://schemas.microsoft.com/office/word/2010/wordprocessingShape" xmlns:wpsCustomData="http://www.wps.cn/officeDocument/2013/wpsCustomData" mc:Ignorable="w14 w15 wp14">
   <w:footnote w:type="separator" w:id="0">
     <w:p>
@@ -2142,7 +2134,7 @@
 </w:footnotes>
 </file>
 
-<file path=word/numbering.xml><?xml version="1.0" encoding="utf-8"?>
+<file path=word\numbering.xml><?xml version="1.0" encoding="utf-8"?>
 <w:numbering xmlns:wpc="http://schemas.microsoft.com/office/word/2010/wordprocessingCanvas" xmlns:mc="http://schemas.openxmlformats.org/markup-compatibility/2006" xmlns:o="urn:schemas-microsoft-com:office:office" xmlns:r="http://schemas.openxmlformats.org/officeDocument/2006/relationships" xmlns:m="http://schemas.openxmlformats.org/officeDocument/2006/math" xmlns:v="urn:schemas-microsoft-com:vml" xmlns:wp14="http://schemas.microsoft.com/office/word/2010/wordprocessingDrawing" xmlns:wp="http://schemas.openxmlformats.org/drawingml/2006/wordprocessingDrawing" xmlns:w10="urn:schemas-microsoft-com:office:word" xmlns:w="http://schemas.openxmlformats.org/wordprocessingml/2006/main" xmlns:w14="http://schemas.microsoft.com/office/word/2010/wordml" xmlns:wpg="http://schemas.microsoft.com/office/word/2010/wordprocessingGroup" xmlns:wpi="http://schemas.microsoft.com/office/word/2010/wordprocessingInk" xmlns:wne="http://schemas.microsoft.com/office/word/2006/wordml" xmlns:wps="http://schemas.microsoft.com/office/word/2010/wordprocessingShape" xmlns:wpsCustomData="http://www.wps.cn/officeDocument/2013/wpsCustomData" mc:Ignorable="w14 wp14">
   <w:abstractNum w:abstractNumId="0">
     <w:nsid w:val="91F8E20E"/>
@@ -2197,7 +2189,306 @@
 </w:numbering>
 </file>
 
-<file path=word/styles.xml><?xml version="1.0" encoding="utf-8"?>
+<file path=word\settings.xml><?xml version="1.0" encoding="utf-8"?>
+<w:settings xmlns:mc="http://schemas.openxmlformats.org/markup-compatibility/2006" xmlns:o="urn:schemas-microsoft-com:office:office" xmlns:r="http://schemas.openxmlformats.org/officeDocument/2006/relationships" xmlns:m="http://schemas.openxmlformats.org/officeDocument/2006/math" xmlns:v="urn:schemas-microsoft-com:vml" xmlns:w10="urn:schemas-microsoft-com:office:word" xmlns:w="http://schemas.openxmlformats.org/wordprocessingml/2006/main" xmlns:w14="http://schemas.microsoft.com/office/word/2010/wordml" xmlns:sl="http://schemas.openxmlformats.org/schemaLibrary/2006/main" xmlns:wpsCustomData="http://www.wps.cn/officeDocument/2013/wpsCustomData" mc:Ignorable="w14">
+  <w:zoom w:percent="110"/>
+  <w:bordersDoNotSurroundHeader w:val="0"/>
+  <w:bordersDoNotSurroundFooter w:val="0"/>
+  <w:documentProtection w:enforcement="0"/>
+  <w:defaultTabStop w:val="720"/>
+  <w:displayHorizontalDrawingGridEvery w:val="1"/>
+  <w:displayVerticalDrawingGridEvery w:val="1"/>
+  <w:noPunctuationKerning w:val="1"/>
+  <w:characterSpacingControl w:val="doNotCompress"/>
+  <w:footnotePr>
+    <w:footnote w:id="0"/>
+    <w:footnote w:id="1"/>
+  </w:footnotePr>
+  <w:endnotePr>
+    <w:endnote w:id="0"/>
+    <w:endnote w:id="1"/>
+  </w:endnotePr>
+  <w:compat>
+    <w:doNotExpandShiftReturn/>
+    <w:doNotWrapTextWithPunct/>
+    <w:doNotUseEastAsianBreakRules/>
+    <w:doNotUseIndentAsNumberingTabStop/>
+    <w:compatSetting w:name="compatibilityMode" w:uri="http://schemas.microsoft.com/office/word" w:val="15"/>
+    <w:compatSetting w:name="overrideTableStyleFontSizeAndJustification" w:uri="http://schemas.microsoft.com/office/word" w:val="1"/>
+    <w:compatSetting w:name="enableOpenTypeFeatures" w:uri="http://schemas.microsoft.com/office/word" w:val="1"/>
+    <w:compatSetting w:name="doNotFlipMirrorIndents" w:uri="http://schemas.microsoft.com/office/word" w:val="1"/>
+    <w:compatSetting w:name="differentiateMultirowTableHeaders" w:uri="http://schemas.microsoft.com/office/word" w:val="1"/>
+  </w:compat>
+  <w:rsids>
+    <w:rsidRoot w:val="00FA765F"/>
+    <w:rsid w:val="00032802"/>
+    <w:rsid w:val="000608F5"/>
+    <w:rsid w:val="0007775E"/>
+    <w:rsid w:val="00096A7B"/>
+    <w:rsid w:val="00096F85"/>
+    <w:rsid w:val="000A0FBA"/>
+    <w:rsid w:val="000B78C5"/>
+    <w:rsid w:val="000C7F45"/>
+    <w:rsid w:val="000D15E6"/>
+    <w:rsid w:val="000E2375"/>
+    <w:rsid w:val="00102E37"/>
+    <w:rsid w:val="0016664D"/>
+    <w:rsid w:val="001A1E25"/>
+    <w:rsid w:val="001F1B56"/>
+    <w:rsid w:val="00255779"/>
+    <w:rsid w:val="00261A3E"/>
+    <w:rsid w:val="00274BD7"/>
+    <w:rsid w:val="00291663"/>
+    <w:rsid w:val="002A0346"/>
+    <w:rsid w:val="002D0774"/>
+    <w:rsid w:val="002E4445"/>
+    <w:rsid w:val="002F2559"/>
+    <w:rsid w:val="002F4D52"/>
+    <w:rsid w:val="00380DB1"/>
+    <w:rsid w:val="00382C71"/>
+    <w:rsid w:val="003A17A7"/>
+    <w:rsid w:val="003C3705"/>
+    <w:rsid w:val="003E6F4D"/>
+    <w:rsid w:val="003F4C2A"/>
+    <w:rsid w:val="00426165"/>
+    <w:rsid w:val="0044396C"/>
+    <w:rsid w:val="0048052E"/>
+    <w:rsid w:val="004B3961"/>
+    <w:rsid w:val="004D4410"/>
+    <w:rsid w:val="004E018F"/>
+    <w:rsid w:val="004F0476"/>
+    <w:rsid w:val="004F743D"/>
+    <w:rsid w:val="004F7F85"/>
+    <w:rsid w:val="00526447"/>
+    <w:rsid w:val="00537D99"/>
+    <w:rsid w:val="00557C63"/>
+    <w:rsid w:val="00577B18"/>
+    <w:rsid w:val="005956BD"/>
+    <w:rsid w:val="00596DF6"/>
+    <w:rsid w:val="005F7F4A"/>
+    <w:rsid w:val="00611712"/>
+    <w:rsid w:val="00620B3F"/>
+    <w:rsid w:val="00621783"/>
+    <w:rsid w:val="00666CB2"/>
+    <w:rsid w:val="006B1941"/>
+    <w:rsid w:val="006E08F4"/>
+    <w:rsid w:val="006E21C2"/>
+    <w:rsid w:val="006E31BF"/>
+    <w:rsid w:val="006F0E8B"/>
+    <w:rsid w:val="007057AE"/>
+    <w:rsid w:val="00716DF8"/>
+    <w:rsid w:val="007252D3"/>
+    <w:rsid w:val="007321B9"/>
+    <w:rsid w:val="0075290F"/>
+    <w:rsid w:val="00793680"/>
+    <w:rsid w:val="007F659E"/>
+    <w:rsid w:val="00825D54"/>
+    <w:rsid w:val="008269D8"/>
+    <w:rsid w:val="008312EC"/>
+    <w:rsid w:val="00890617"/>
+    <w:rsid w:val="008F31C2"/>
+    <w:rsid w:val="008F53D5"/>
+    <w:rsid w:val="00912176"/>
+    <w:rsid w:val="009327F5"/>
+    <w:rsid w:val="00941EA0"/>
+    <w:rsid w:val="0098513C"/>
+    <w:rsid w:val="00995D4C"/>
+    <w:rsid w:val="009C4B74"/>
+    <w:rsid w:val="009D6665"/>
+    <w:rsid w:val="009E7FB4"/>
+    <w:rsid w:val="00A1020B"/>
+    <w:rsid w:val="00A17C09"/>
+    <w:rsid w:val="00A21E25"/>
+    <w:rsid w:val="00A24678"/>
+    <w:rsid w:val="00A747D4"/>
+    <w:rsid w:val="00A74EC9"/>
+    <w:rsid w:val="00A74EF1"/>
+    <w:rsid w:val="00AE5F5B"/>
+    <w:rsid w:val="00B035D7"/>
+    <w:rsid w:val="00B127F5"/>
+    <w:rsid w:val="00B2166F"/>
+    <w:rsid w:val="00B22CA0"/>
+    <w:rsid w:val="00B71319"/>
+    <w:rsid w:val="00BC7CE2"/>
+    <w:rsid w:val="00BE0D69"/>
+    <w:rsid w:val="00BE355A"/>
+    <w:rsid w:val="00BF2700"/>
+    <w:rsid w:val="00C77EB3"/>
+    <w:rsid w:val="00C84DE0"/>
+    <w:rsid w:val="00CF1FFA"/>
+    <w:rsid w:val="00D10342"/>
+    <w:rsid w:val="00D13AE7"/>
+    <w:rsid w:val="00D346EB"/>
+    <w:rsid w:val="00D53D2C"/>
+    <w:rsid w:val="00D55FF7"/>
+    <w:rsid w:val="00D573DE"/>
+    <w:rsid w:val="00D8058B"/>
+    <w:rsid w:val="00D82D1C"/>
+    <w:rsid w:val="00D8698E"/>
+    <w:rsid w:val="00DB0E05"/>
+    <w:rsid w:val="00DB1B93"/>
+    <w:rsid w:val="00DC0697"/>
+    <w:rsid w:val="00E40EC6"/>
+    <w:rsid w:val="00E50329"/>
+    <w:rsid w:val="00E6587E"/>
+    <w:rsid w:val="00E9200E"/>
+    <w:rsid w:val="00E93F0F"/>
+    <w:rsid w:val="00EA7F3D"/>
+    <w:rsid w:val="00EB2068"/>
+    <w:rsid w:val="00F202A0"/>
+    <w:rsid w:val="00FA46A4"/>
+    <w:rsid w:val="00FA765F"/>
+    <w:rsid w:val="00FB19D2"/>
+    <w:rsid w:val="00FD5159"/>
+    <w:rsid w:val="00FD74F8"/>
+    <w:rsid w:val="00FD77DE"/>
+    <w:rsid w:val="00FF0BDD"/>
+    <w:rsid w:val="00FF1101"/>
+    <w:rsid w:val="00FF6B9A"/>
+    <w:rsid w:val="039B3AB7"/>
+    <w:rsid w:val="044E519E"/>
+    <w:rsid w:val="05100CFB"/>
+    <w:rsid w:val="05D617A2"/>
+    <w:rsid w:val="06FA0280"/>
+    <w:rsid w:val="076012A9"/>
+    <w:rsid w:val="07713742"/>
+    <w:rsid w:val="0919607C"/>
+    <w:rsid w:val="092D6591"/>
+    <w:rsid w:val="09DB613A"/>
+    <w:rsid w:val="0A135630"/>
+    <w:rsid w:val="0BAC05B3"/>
+    <w:rsid w:val="0BAE3AB7"/>
+    <w:rsid w:val="0D743422"/>
+    <w:rsid w:val="0DB90694"/>
+    <w:rsid w:val="0ED67427"/>
+    <w:rsid w:val="107C4048"/>
+    <w:rsid w:val="110000F0"/>
+    <w:rsid w:val="12F605AB"/>
+    <w:rsid w:val="130C6ECC"/>
+    <w:rsid w:val="1391006D"/>
+    <w:rsid w:val="14E632DA"/>
+    <w:rsid w:val="160968B4"/>
+    <w:rsid w:val="17927858"/>
+    <w:rsid w:val="17E3174E"/>
+    <w:rsid w:val="193D1267"/>
+    <w:rsid w:val="1E82371B"/>
+    <w:rsid w:val="1F2F2A09"/>
+    <w:rsid w:val="21B34857"/>
+    <w:rsid w:val="222C2718"/>
+    <w:rsid w:val="23796D10"/>
+    <w:rsid w:val="24645EC3"/>
+    <w:rsid w:val="248B1A81"/>
+    <w:rsid w:val="249577B8"/>
+    <w:rsid w:val="24CF68B4"/>
+    <w:rsid w:val="2BAB53B1"/>
+    <w:rsid w:val="2BB85896"/>
+    <w:rsid w:val="2BB96D37"/>
+    <w:rsid w:val="2C603BDB"/>
+    <w:rsid w:val="2C8F472B"/>
+    <w:rsid w:val="3013786F"/>
+    <w:rsid w:val="3135093F"/>
+    <w:rsid w:val="344D27DA"/>
+    <w:rsid w:val="35833459"/>
+    <w:rsid w:val="366B5955"/>
+    <w:rsid w:val="374259B8"/>
+    <w:rsid w:val="383E7EED"/>
+    <w:rsid w:val="388749CB"/>
+    <w:rsid w:val="39026893"/>
+    <w:rsid w:val="3ADF4233"/>
+    <w:rsid w:val="3B8E4CC3"/>
+    <w:rsid w:val="3C9F2581"/>
+    <w:rsid w:val="3E60228D"/>
+    <w:rsid w:val="40A639A7"/>
+    <w:rsid w:val="40B52A37"/>
+    <w:rsid w:val="42430F44"/>
+    <w:rsid w:val="465F5501"/>
+    <w:rsid w:val="47546D12"/>
+    <w:rsid w:val="47E67906"/>
+    <w:rsid w:val="47FA2D23"/>
+    <w:rsid w:val="495A3BE4"/>
+    <w:rsid w:val="49742590"/>
+    <w:rsid w:val="4BA8636F"/>
+    <w:rsid w:val="4C2B3CA6"/>
+    <w:rsid w:val="4DCE7EE8"/>
+    <w:rsid w:val="50453DB0"/>
+    <w:rsid w:val="5220662D"/>
+    <w:rsid w:val="52316BE6"/>
+    <w:rsid w:val="544F04A3"/>
+    <w:rsid w:val="59A0359A"/>
+    <w:rsid w:val="5AF939CC"/>
+    <w:rsid w:val="5B1A1E2F"/>
+    <w:rsid w:val="5D7C12EC"/>
+    <w:rsid w:val="5DE75E69"/>
+    <w:rsid w:val="5ED074B1"/>
+    <w:rsid w:val="60002155"/>
+    <w:rsid w:val="603514E5"/>
+    <w:rsid w:val="61407419"/>
+    <w:rsid w:val="64634AC2"/>
+    <w:rsid w:val="648F09C3"/>
+    <w:rsid w:val="66BD5E1B"/>
+    <w:rsid w:val="68B305D5"/>
+    <w:rsid w:val="68B824DE"/>
+    <w:rsid w:val="6B9D5719"/>
+    <w:rsid w:val="6CB07B60"/>
+    <w:rsid w:val="6D3F28C7"/>
+    <w:rsid w:val="6D5E317C"/>
+    <w:rsid w:val="6E563714"/>
+    <w:rsid w:val="6EA14A8D"/>
+    <w:rsid w:val="6F791FD0"/>
+    <w:rsid w:val="6FD9000D"/>
+    <w:rsid w:val="71974993"/>
+    <w:rsid w:val="728743F3"/>
+    <w:rsid w:val="730C43EA"/>
+    <w:rsid w:val="738105AF"/>
+    <w:rsid w:val="751637A7"/>
+    <w:rsid w:val="76430996"/>
+    <w:rsid w:val="76F45266"/>
+    <w:rsid w:val="77073F57"/>
+    <w:rsid w:val="77A64D5A"/>
+    <w:rsid w:val="78AF778B"/>
+    <w:rsid w:val="78F114F9"/>
+    <w:rsid w:val="79741AD3"/>
+    <w:rsid w:val="7AAA514E"/>
+    <w:rsid w:val="7AC3298E"/>
+    <w:rsid w:val="7C5F0349"/>
+    <w:rsid w:val="7CE05DE0"/>
+    <w:rsid w:val="7E0A5F56"/>
+    <w:rsid w:val="7E6C6CF7"/>
+  </w:rsids>
+  <m:mathPr>
+    <m:mathFont m:val="Cambria Math"/>
+    <m:brkBin m:val="before"/>
+    <m:brkBinSub m:val="--"/>
+    <m:smallFrac m:val="0"/>
+    <m:dispDef/>
+    <m:lMargin m:val="0"/>
+    <m:rMargin m:val="0"/>
+    <m:defJc m:val="centerGroup"/>
+    <m:wrapIndent m:val="1440"/>
+    <m:intLim m:val="subSup"/>
+    <m:naryLim m:val="undOvr"/>
+  </m:mathPr>
+  <w:themeFontLang w:val="en-US" w:eastAsia="zh-CN"/>
+  <w:clrSchemeMapping w:bg1="light1" w:t1="dark1" w:bg2="light2" w:t2="dark2" w:accent1="accent1" w:accent2="accent2" w:accent3="accent3" w:accent4="accent4" w:accent5="accent5" w:accent6="accent6" w:hyperlink="hyperlink" w:followedHyperlink="followedHyperlink"/>
+  <w:doNotIncludeSubdocsInStats/>
+  <w:shapeDefaults>
+    <o:shapedefaults fillcolor="#FFFFFF" fill="t" stroke="t">
+      <v:fill on="t" focussize="0,0"/>
+      <v:stroke color="#000000"/>
+    </o:shapedefaults>
+    <o:shapelayout v:ext="edit">
+      <o:idmap v:ext="edit" data="1"/>
+    </o:shapelayout>
+  </w:shapeDefaults>
+  <mc:AlternateContent>
+    <mc:Choice Requires="wpsCustomData">
+      <wpsCustomData:typoFeatureVersion val="1"/>
+    </mc:Choice>
+  </mc:AlternateContent>
+</w:settings>
+</file>
+
+<file path=word\styles.xml><?xml version="1.0" encoding="utf-8"?>
 <w:styles xmlns:mc="http://schemas.openxmlformats.org/markup-compatibility/2006" xmlns:o="urn:schemas-microsoft-com:office:office" xmlns:r="http://schemas.openxmlformats.org/officeDocument/2006/relationships" xmlns:m="http://schemas.openxmlformats.org/officeDocument/2006/math" xmlns:v="urn:schemas-microsoft-com:vml" xmlns:w="http://schemas.openxmlformats.org/wordprocessingml/2006/main" xmlns:w14="http://schemas.microsoft.com/office/word/2010/wordml" xmlns:w10="urn:schemas-microsoft-com:office:word" xmlns:sl="http://schemas.openxmlformats.org/schemaLibrary/2006/main" xmlns:wpsCustomData="http://www.wps.cn/officeDocument/2013/wpsCustomData" mc:Ignorable="w14">
   <w:docDefaults>
     <w:rPrDefault>
@@ -2623,7 +2914,7 @@
 </w:styles>
 </file>
 
-<file path=word/theme/theme1.xml><?xml version="1.0" encoding="utf-8"?>
+<file path=word\theme\theme1.xml><?xml version="1.0" encoding="utf-8"?>
 <a:theme xmlns:a="http://schemas.openxmlformats.org/drawingml/2006/main" name="Office Theme">
   <a:themeElements>
     <a:clrScheme name="Office">
@@ -2876,21 +3167,4 @@
   </a:themeElements>
   <a:objectDefaults/>
 </a:theme>
-</file>
-
-<file path=customXml/item1.xml><?xml version="1.0" encoding="utf-8"?>
-<s:customData xmlns="http://www.wps.cn/officeDocument/2013/wpsCustomData" xmlns:s="http://www.wps.cn/officeDocument/2013/wpsCustomData">
-  <customSectProps/>
-  <customShpExts>
-    <customShpInfo spid="_x0000_s1026"/>
-  </customShpExts>
-</s:customData>
-</file>
-
-<file path=customXml/itemProps1.xml><?xml version="1.0" encoding="utf-8"?>
-<ds:datastoreItem xmlns:ds="http://schemas.openxmlformats.org/officeDocument/2006/customXml" ds:itemID="{B1977F7D-205B-4081-913C-38D41E755F92}">
-  <ds:schemaRefs>
-    <ds:schemaRef ds:uri="http://www.wps.cn/officeDocument/2013/wpsCustomData"/>
-  </ds:schemaRefs>
-</ds:datastoreItem>
 </file>